--- a/bt1.docx
+++ b/bt1.docx
@@ -29,45 +29,7 @@
           <w:szCs w:val="24"/>
           <w:rFonts w:ascii="Times New Roman" w:cs="Times New Roman" w:eastAsia="Times New Roman" w:hAnsi="Times New Roman"/>
         </w:rPr>
-        <w:t xml:space="preserve">Dựa trên kịch bản Use Case do BA bàn giao: 'Khách hàng đã mua sản phẩm nhấn nút Viết đánh giá -&gt; Hệ thống hiện form gồm: chọn số sao (1-5), ô nhập tiêu đề ngắn -&gt; Khách hàng điền xong, nhấn Gửi đánh giá -&gt; Hệ thống báo thành công', em tiến hành phân tích tác nhân và ánh xạ hành động nhập liệu sang các thành phần giao diện tương ứng.</w:t>
-      </w:r>
-    </w:p>
-    <w:p>
-      <w:pPr>
-        <w:pStyle w:val="ListParagraph"/>
-        <w:numPr>
-          <w:ilvl w:val="0"/>
-          <w:numId w:val="1"/>
-        </w:numPr>
-        <w:spacing w:after="80" w:line="276"/>
-      </w:pPr>
-      <w:r>
-        <w:rPr>
-          <w:color w:val="000000"/>
-          <w:sz w:val="24"/>
-          <w:szCs w:val="24"/>
-          <w:rFonts w:ascii="Times New Roman" w:cs="Times New Roman" w:eastAsia="Times New Roman" w:hAnsi="Times New Roman"/>
-        </w:rPr>
-        <w:t xml:space="preserve">Tác nhân (Actor): Khách hàng đã mua sản phẩm thành công.</w:t>
-      </w:r>
-    </w:p>
-    <w:p>
-      <w:pPr>
-        <w:pStyle w:val="ListParagraph"/>
-        <w:numPr>
-          <w:ilvl w:val="0"/>
-          <w:numId w:val="1"/>
-        </w:numPr>
-        <w:spacing w:after="80" w:line="276"/>
-      </w:pPr>
-      <w:r>
-        <w:rPr>
-          <w:color w:val="000000"/>
-          <w:sz w:val="24"/>
-          <w:szCs w:val="24"/>
-          <w:rFonts w:ascii="Times New Roman" w:cs="Times New Roman" w:eastAsia="Times New Roman" w:hAnsi="Times New Roman"/>
-        </w:rPr>
-        <w:t xml:space="preserve">Mục tiêu: Đóng góp ý kiến, đánh giá chất lượng sản phẩm để hỗ trợ người mua sau có thêm thông tin tham khảo.</w:t>
+        <w:t xml:space="preserve">Căn cứ theo kịch bản Use Case được cung cấp từ Business Analyst (BA), tác nhân (Actor) thực hiện luồng công việc này là 'Khách hàng đã mua sản phẩm'. Để hiện thực hóa các hành động tương tác của người dùng trên giao diện, các hành động nhập liệu được ánh xạ tương ứng với các thành phần giao diện (UI Elements) tiêu chuẩn như sau:</w:t>
       </w:r>
     </w:p>
     <w:tbl>
@@ -129,7 +91,7 @@
                 <w:szCs w:val="22"/>
                 <w:rFonts w:ascii="Times New Roman" w:cs="Times New Roman" w:eastAsia="Times New Roman" w:hAnsi="Times New Roman"/>
               </w:rPr>
-              <w:t xml:space="preserve">Hành động nghiệp vụ (Use Case Action)</w:t>
+              <w:t xml:space="preserve">Hành động người dùng (Use Case Action)</w:t>
             </w:r>
           </w:p>
         </w:tc>
@@ -173,7 +135,7 @@
                 <w:szCs w:val="22"/>
                 <w:rFonts w:ascii="Times New Roman" w:cs="Times New Roman" w:eastAsia="Times New Roman" w:hAnsi="Times New Roman"/>
               </w:rPr>
-              <w:t xml:space="preserve">Ghi chú thiết kế UI</w:t>
+              <w:t xml:space="preserve">Mô tả chi tiết thành phần UI</w:t>
             </w:r>
           </w:p>
         </w:tc>
@@ -213,7 +175,7 @@
                 <w:szCs w:val="22"/>
                 <w:rFonts w:ascii="Times New Roman" w:cs="Times New Roman" w:eastAsia="Times New Roman" w:hAnsi="Times New Roman"/>
               </w:rPr>
-              <w:t xml:space="preserve">Khách hàng chọn số sao từ 1 đến 5</w:t>
+              <w:t xml:space="preserve">Chọn số sao (từ 1 đến 5)</w:t>
             </w:r>
           </w:p>
         </w:tc>
@@ -232,7 +194,7 @@
                 <w:szCs w:val="22"/>
                 <w:rFonts w:ascii="Times New Roman" w:cs="Times New Roman" w:eastAsia="Times New Roman" w:hAnsi="Times New Roman"/>
               </w:rPr>
-              <w:t xml:space="preserve">Rating Bar / Star Rating Selector (5 icon hình ngôi sao)</w:t>
+              <w:t xml:space="preserve">Star Rating Component</w:t>
             </w:r>
           </w:p>
         </w:tc>
@@ -251,7 +213,7 @@
                 <w:szCs w:val="22"/>
                 <w:rFonts w:ascii="Times New Roman" w:cs="Times New Roman" w:eastAsia="Times New Roman" w:hAnsi="Times New Roman"/>
               </w:rPr>
-              <w:t xml:space="preserve">Cho phép click/hover để chọn nhanh số sao từ 1 đến 5 sao.</w:t>
+              <w:t xml:space="preserve">Bộ chọn đánh giá hình 5 ngôi sao tương tác, hỗ trợ hiệu ứng hover và click để chọn mức điểm từ 1 đến 5 sao.</w:t>
             </w:r>
           </w:p>
         </w:tc>
@@ -291,7 +253,7 @@
                 <w:szCs w:val="22"/>
                 <w:rFonts w:ascii="Times New Roman" w:cs="Times New Roman" w:eastAsia="Times New Roman" w:hAnsi="Times New Roman"/>
               </w:rPr>
-              <w:t xml:space="preserve">Khách hàng nhập tiêu đề ngắn</w:t>
+              <w:t xml:space="preserve">Nhập tiêu đề ngắn</w:t>
             </w:r>
           </w:p>
         </w:tc>
@@ -310,7 +272,7 @@
                 <w:szCs w:val="22"/>
                 <w:rFonts w:ascii="Times New Roman" w:cs="Times New Roman" w:eastAsia="Times New Roman" w:hAnsi="Times New Roman"/>
               </w:rPr>
-              <w:t xml:space="preserve">Text Input Field / Single-line Text Box (Ô nhập văn bản 1 dòng)</w:t>
+              <w:t xml:space="preserve">Single-line Text Input</w:t>
             </w:r>
           </w:p>
         </w:tc>
@@ -329,7 +291,7 @@
                 <w:szCs w:val="22"/>
                 <w:rFonts w:ascii="Times New Roman" w:cs="Times New Roman" w:eastAsia="Times New Roman" w:hAnsi="Times New Roman"/>
               </w:rPr>
-              <w:t xml:space="preserve">Có placeholder hướng dẫn như 'Nhập tiêu đề đánh giá (ví dụ: Sản phẩm rất tốt)...'</w:t>
+              <w:t xml:space="preserve">Ô nhập liệu văn bản 1 dòng có placeholder 'Nhập tiêu đề đánh giá của bạn...', giới hạn tối đa 100 ký tự.</w:t>
             </w:r>
           </w:p>
         </w:tc>
@@ -369,7 +331,7 @@
                 <w:szCs w:val="22"/>
                 <w:rFonts w:ascii="Times New Roman" w:cs="Times New Roman" w:eastAsia="Times New Roman" w:hAnsi="Times New Roman"/>
               </w:rPr>
-              <w:t xml:space="preserve">Khách hàng xác nhận gửi</w:t>
+              <w:t xml:space="preserve">Nhấn 'Gửi đánh giá'</w:t>
             </w:r>
           </w:p>
         </w:tc>
@@ -388,7 +350,7 @@
                 <w:szCs w:val="22"/>
                 <w:rFonts w:ascii="Times New Roman" w:cs="Times New Roman" w:eastAsia="Times New Roman" w:hAnsi="Times New Roman"/>
               </w:rPr>
-              <w:t xml:space="preserve">Primary Button ('Gửi đánh giá')</w:t>
+              <w:t xml:space="preserve">Primary Action Button</w:t>
             </w:r>
           </w:p>
         </w:tc>
@@ -407,7 +369,7 @@
                 <w:szCs w:val="22"/>
                 <w:rFonts w:ascii="Times New Roman" w:cs="Times New Roman" w:eastAsia="Times New Roman" w:hAnsi="Times New Roman"/>
               </w:rPr>
-              <w:t xml:space="preserve">Nút bấm nổi bật (màu sắc chủ đạo) đặt ở cuối Form.</w:t>
+              <w:t xml:space="preserve">Nút bấm hành động chính có nhãn 'Gửi đánh giá', nổi bật trực quan để kích hoạt gửi dữ liệu lên hệ thống.</w:t>
             </w:r>
           </w:p>
         </w:tc>
@@ -431,7 +393,7 @@
           <w:szCs w:val="26"/>
           <w:rFonts w:ascii="Times New Roman" w:cs="Times New Roman" w:eastAsia="Times New Roman" w:hAnsi="Times New Roman"/>
         </w:rPr>
-        <w:t xml:space="preserve">Nhiệm vụ 2: Vẽ Wireframe theo luồng giao diện</w:t>
+        <w:t xml:space="preserve">Nhiệm vụ 2: Thiết kế Wireframe theo luồng</w:t>
       </w:r>
     </w:p>
     <w:p>
@@ -445,7 +407,7 @@
           <w:szCs w:val="24"/>
           <w:rFonts w:ascii="Times New Roman" w:cs="Times New Roman" w:eastAsia="Times New Roman" w:hAnsi="Times New Roman"/>
         </w:rPr>
-        <w:t xml:space="preserve">Dưới đây là mô tả cấu trúc thiết kế 2 khung Wireframe nối tiếp nhau theo đúng luồng tương tác trên trang Chi tiết sản phẩm RikkeiShop:</w:t>
+        <w:t xml:space="preserve">Dựa trên bố cục khung nền trang Chi tiết sản phẩm RikkeiShop hiện trạng, luồng giao diện tính năng 'Viết đánh giá' được thiết kế nối tiếp qua 2 khung Wireframe chuyển tiếp như sau:</w:t>
       </w:r>
     </w:p>
     <w:p>
@@ -464,7 +426,7 @@
           <w:szCs w:val="24"/>
           <w:rFonts w:ascii="Times New Roman" w:cs="Times New Roman" w:eastAsia="Times New Roman" w:hAnsi="Times New Roman"/>
         </w:rPr>
-        <w:t xml:space="preserve">Khung 1 - Màn hình Chi tiết sản phẩm với Form 'Viết đánh giá' đang mở: Nút 'Viết đánh giá' đặt nổi bật tại khu vực Tổng quan đánh giá. Khi click, một Pop-up Modal hiển thị ở giữa màn hình gồm: Tiêu đề 'Đánh giá sản phẩm', Thành phần chọn sao (Star Rating Selector 1-5 sao), Ô nhập liệu 'Tiêu đề ngắn' kèm placeholder, Nút Hủy và Nút 'Gửi đánh giá' (Primary Button).</w:t>
+        <w:t xml:space="preserve">Khung Wireframe 1 (Form 'Viết đánh giá' đang mở): Đặt ngay dưới khu vực thông tin chung của sản phẩm và phía trên danh sách nhận xét cũ. Form hiển thị gồm tiêu đề 'Đánh giá sản phẩm này', bộ chọn 5 ngôi sao (Star Rating), ô Text Input nhập tiêu đề ngắn, cùng nút bấm 'Gửi đánh giá' màu xanh thương hiệu.</w:t>
       </w:r>
     </w:p>
     <w:p>
@@ -483,7 +445,7 @@
           <w:szCs w:val="24"/>
           <w:rFonts w:ascii="Times New Roman" w:cs="Times New Roman" w:eastAsia="Times New Roman" w:hAnsi="Times New Roman"/>
         </w:rPr>
-        <w:t xml:space="preserve">Khung 2 - Màn hình sau khi nhấn 'Gửi đánh giá': Pop-up Form đóng lại. Ngay lập tức ở góc trên bên phải màn hình xuất hiện một thông báo Toast (Toast Notification) màu xanh lá với biểu tượng dấu tick: 'Gửi đánh giá thành công! Cảm ơn bạn đã đóng góp ý kiến.' Đồng thời, khu vực danh sách đánh giá bên dưới tự động cập nhật hiển thị đánh giá mới.</w:t>
+        <w:t xml:space="preserve">Khung Wireframe 2 (Màn hình sau khi gửi đánh giá thành công): Sau khi người dùng nhấn nút 'Gửi đánh giá', Form nhập liệu tự động thu ẩn lại. Ngay tại vị trí đó hiển thị một thông báo xác nhận thành công (Success Toast Alert) với nền xanh lá nhẹ, biểu tượng checkmark lá cây lá và dòng chữ: 'Cảm ơn bạn! Đánh giá của bạn đã được gửi thành công và đang được hệ thống phê duyệt.'</w:t>
       </w:r>
     </w:p>
     <w:p>
@@ -499,7 +461,7 @@
           <w:szCs w:val="26"/>
           <w:rFonts w:ascii="Times New Roman" w:cs="Times New Roman" w:eastAsia="Times New Roman" w:hAnsi="Times New Roman"/>
         </w:rPr>
-        <w:t xml:space="preserve">Nhiệm vụ 3: Tinh chỉnh theo nguyên tắc UI/UX (Nguyên tắc Feedback)</w:t>
+        <w:t xml:space="preserve">Nhiệm vụ 3: Tinh chỉnh theo nguyên tắc UI (Đánh giá Good UI / Bad UX)</w:t>
       </w:r>
     </w:p>
     <w:p>
@@ -513,12 +475,17 @@
           <w:szCs w:val="24"/>
           <w:rFonts w:ascii="Times New Roman" w:cs="Times New Roman" w:eastAsia="Times New Roman" w:hAnsi="Times New Roman"/>
         </w:rPr>
-        <w:t xml:space="preserve">Đánh giá phân loại: Đây là trường hợp Good UI nhưng Bad UX.</w:t>
-      </w:r>
-    </w:p>
-    <w:p>
-      <w:pPr>
-        <w:spacing w:after="120" w:line="276"/>
+        <w:t xml:space="preserve">Nội dung phân tích đối chiếu với nguyên tắc Phản hồi hệ thống (System Feedback):</w:t>
+      </w:r>
+    </w:p>
+    <w:p>
+      <w:pPr>
+        <w:pStyle w:val="ListParagraph"/>
+        <w:numPr>
+          <w:ilvl w:val="0"/>
+          <w:numId w:val="1"/>
+        </w:numPr>
+        <w:spacing w:after="80" w:line="276"/>
       </w:pPr>
       <w:r>
         <w:rPr>
@@ -527,7 +494,26 @@
           <w:szCs w:val="24"/>
           <w:rFonts w:ascii="Times New Roman" w:cs="Times New Roman" w:eastAsia="Times New Roman" w:hAnsi="Times New Roman"/>
         </w:rPr>
-        <w:t xml:space="preserve">Giải thích chi tiết (1-2 câu): Dù giao diện form có thể được thiết kế rất đẹp mắt và hiện đại (Good UI), nhưng việc đóng form mà không có bất kỳ thông báo xác nhận nào sẽ khiến người dùng hoang mang, không biết đánh giá của mình đã được lưu thành công hay chưa (Bad UX). Sự thiếu hụt phản hồi (Visibility of System Status) này dễ dẫn đến việc người dùng nhấn nút gửi liên tục gây trùng lặp dữ liệu hoặc cảm thấy khó chịu và rời bỏ website.</w:t>
+        <w:t xml:space="preserve">Nếu hệ thống chỉ tự động đóng form sau khi nhấn nút 'Gửi đánh giá' mà không xuất hiện bất kỳ thông báo xác nhận nào, tính năng này bị rơi vào trường hợp BAD UX (Mặc dù có thể đạt Good UI về mặt gọn gàng giao diện).</w:t>
+      </w:r>
+    </w:p>
+    <w:p>
+      <w:pPr>
+        <w:pStyle w:val="ListParagraph"/>
+        <w:numPr>
+          <w:ilvl w:val="0"/>
+          <w:numId w:val="1"/>
+        </w:numPr>
+        <w:spacing w:after="80" w:line="276"/>
+      </w:pPr>
+      <w:r>
+        <w:rPr>
+          <w:color w:val="000000"/>
+          <w:sz w:val="24"/>
+          <w:szCs w:val="24"/>
+          <w:rFonts w:ascii="Times New Roman" w:cs="Times New Roman" w:eastAsia="Times New Roman" w:hAnsi="Times New Roman"/>
+        </w:rPr>
+        <w:t xml:space="preserve">Lý do: Việc thiếu tín hiệu phản hồi ngay lập tức (System Feedback) vi phạm nguyên tắc cốt lõi của UX Design. Người dùng sẽ rơi vào trạng thái hoang mang, không biết hành động gửi đánh giá đã thực sự thành công hay bị lỗi mạng, dẫn đến tâm lý phân vân, có nguy cơ bấm gửi lại nhiều lần tạo ra dữ liệu trùng lặp hoặc rời đi với trải nghiệm không hài lòng.</w:t>
       </w:r>
     </w:p>
     <w:sectPr>

--- a/bt1.docx
+++ b/bt1.docx
@@ -15,7 +15,7 @@
           <w:szCs w:val="26"/>
           <w:rFonts w:ascii="Times New Roman" w:cs="Times New Roman" w:eastAsia="Times New Roman" w:hAnsi="Times New Roman"/>
         </w:rPr>
-        <w:t xml:space="preserve">Nhiệm vụ 1: Phân tích Use Case &amp; Xác định yếu tố UI</w:t>
+        <w:t xml:space="preserve">Nhiệm vụ 1: Phân tích Use Case và Xác định yếu tố UI</w:t>
       </w:r>
     </w:p>
     <w:p>
@@ -29,7 +29,78 @@
           <w:szCs w:val="24"/>
           <w:rFonts w:ascii="Times New Roman" w:cs="Times New Roman" w:eastAsia="Times New Roman" w:hAnsi="Times New Roman"/>
         </w:rPr>
-        <w:t xml:space="preserve">Căn cứ theo kịch bản Use Case được cung cấp từ Business Analyst (BA), tác nhân (Actor) thực hiện luồng công việc này là 'Khách hàng đã mua sản phẩm'. Để hiện thực hóa các hành động tương tác của người dùng trên giao diện, các hành động nhập liệu được ánh xạ tương ứng với các thành phần giao diện (UI Elements) tiêu chuẩn như sau:</w:t>
+        <w:t xml:space="preserve">Dựa vào kịch bản Use Case mà đội BA đã bàn giao, tác nhân (Actor) chính tương tác với hệ thống là 'Khách hàng đã mua sản phẩm'. Mục tiêu của họ là chia sẻ trải nghiệm thực tế để giúp những khách hàng mới bớt lưỡng lự khi mua sắm tại RikkeiShop.</w:t>
+      </w:r>
+    </w:p>
+    <w:p>
+      <w:pPr>
+        <w:spacing w:after="120" w:line="276"/>
+      </w:pPr>
+      <w:r>
+        <w:rPr>
+          <w:color w:val="000000"/>
+          <w:sz w:val="24"/>
+          <w:szCs w:val="24"/>
+          <w:rFonts w:ascii="Times New Roman" w:cs="Times New Roman" w:eastAsia="Times New Roman" w:hAnsi="Times New Roman"/>
+        </w:rPr>
+        <w:t xml:space="preserve">Tiến hành phân tích chi tiết các hành động nhập liệu trong kịch bản để ánh xạ chính xác sang các thành phần UI tương ứng như bảng bên dưới:</w:t>
+      </w:r>
+    </w:p>
+    <w:p>
+      <w:pPr>
+        <w:pStyle w:val="ListParagraph"/>
+        <w:numPr>
+          <w:ilvl w:val="0"/>
+          <w:numId w:val="1"/>
+        </w:numPr>
+        <w:spacing w:after="80" w:line="276"/>
+      </w:pPr>
+      <w:r>
+        <w:rPr>
+          <w:color w:val="000000"/>
+          <w:sz w:val="24"/>
+          <w:szCs w:val="24"/>
+          <w:rFonts w:ascii="Times New Roman" w:cs="Times New Roman" w:eastAsia="Times New Roman" w:hAnsi="Times New Roman"/>
+        </w:rPr>
+        <w:t xml:space="preserve">Actor: Khách hàng đã mua sản phẩm.</w:t>
+      </w:r>
+    </w:p>
+    <w:p>
+      <w:pPr>
+        <w:pStyle w:val="ListParagraph"/>
+        <w:numPr>
+          <w:ilvl w:val="0"/>
+          <w:numId w:val="1"/>
+        </w:numPr>
+        <w:spacing w:after="80" w:line="276"/>
+      </w:pPr>
+      <w:r>
+        <w:rPr>
+          <w:color w:val="000000"/>
+          <w:sz w:val="24"/>
+          <w:szCs w:val="24"/>
+          <w:rFonts w:ascii="Times New Roman" w:cs="Times New Roman" w:eastAsia="Times New Roman" w:hAnsi="Times New Roman"/>
+        </w:rPr>
+        <w:t xml:space="preserve">Hành động 1: Chọn số sao từ 1 đến 5 sao.</w:t>
+      </w:r>
+    </w:p>
+    <w:p>
+      <w:pPr>
+        <w:pStyle w:val="ListParagraph"/>
+        <w:numPr>
+          <w:ilvl w:val="0"/>
+          <w:numId w:val="1"/>
+        </w:numPr>
+        <w:spacing w:after="80" w:line="276"/>
+      </w:pPr>
+      <w:r>
+        <w:rPr>
+          <w:color w:val="000000"/>
+          <w:sz w:val="24"/>
+          <w:szCs w:val="24"/>
+          <w:rFonts w:ascii="Times New Roman" w:cs="Times New Roman" w:eastAsia="Times New Roman" w:hAnsi="Times New Roman"/>
+        </w:rPr>
+        <w:t xml:space="preserve">Hành động 2: Nhập tiêu đề ngắn cho đánh giá.</w:t>
       </w:r>
     </w:p>
     <w:tbl>
@@ -48,7 +119,6 @@
         <w:gridCol w:w="100"/>
         <w:gridCol w:w="100"/>
         <w:gridCol w:w="100"/>
-        <w:gridCol w:w="100"/>
       </w:tblGrid>
       <w:tr>
         <w:tc>
@@ -69,7 +139,7 @@
                 <w:szCs w:val="22"/>
                 <w:rFonts w:ascii="Times New Roman" w:cs="Times New Roman" w:eastAsia="Times New Roman" w:hAnsi="Times New Roman"/>
               </w:rPr>
-              <w:t xml:space="preserve">STT</w:t>
+              <w:t xml:space="preserve">Hành động nhập liệu trong Use Case</w:t>
             </w:r>
           </w:p>
         </w:tc>
@@ -91,7 +161,7 @@
                 <w:szCs w:val="22"/>
                 <w:rFonts w:ascii="Times New Roman" w:cs="Times New Roman" w:eastAsia="Times New Roman" w:hAnsi="Times New Roman"/>
               </w:rPr>
-              <w:t xml:space="preserve">Hành động người dùng (Use Case Action)</w:t>
+              <w:t xml:space="preserve">Thành phần UI tương ứng</w:t>
             </w:r>
           </w:p>
         </w:tc>
@@ -113,29 +183,7 @@
                 <w:szCs w:val="22"/>
                 <w:rFonts w:ascii="Times New Roman" w:cs="Times New Roman" w:eastAsia="Times New Roman" w:hAnsi="Times New Roman"/>
               </w:rPr>
-              <w:t xml:space="preserve">Thành phần UI tương ứng (UI Element)</w:t>
-            </w:r>
-          </w:p>
-        </w:tc>
-        <w:tc>
-          <w:tcPr>
-            <w:shd w:fill="F1F5F9"/>
-          </w:tcPr>
-          <w:p>
-            <w:pPr>
-              <w:spacing w:before="80" w:after="80"/>
-              <w:jc w:val="center"/>
-            </w:pPr>
-            <w:r>
-              <w:rPr>
-                <w:b/>
-                <w:bCs/>
-                <w:color w:val="000000"/>
-                <w:sz w:val="22"/>
-                <w:szCs w:val="22"/>
-                <w:rFonts w:ascii="Times New Roman" w:cs="Times New Roman" w:eastAsia="Times New Roman" w:hAnsi="Times New Roman"/>
-              </w:rPr>
-              <w:t xml:space="preserve">Mô tả chi tiết thành phần UI</w:t>
+              <w:t xml:space="preserve">Mô tả chi tiết kỹ thuật</w:t>
             </w:r>
           </w:p>
         </w:tc>
@@ -156,7 +204,7 @@
                 <w:szCs w:val="22"/>
                 <w:rFonts w:ascii="Times New Roman" w:cs="Times New Roman" w:eastAsia="Times New Roman" w:hAnsi="Times New Roman"/>
               </w:rPr>
-              <w:t xml:space="preserve">1</w:t>
+              <w:t xml:space="preserve">Chọn số sao (1-5)</w:t>
             </w:r>
           </w:p>
         </w:tc>
@@ -175,7 +223,7 @@
                 <w:szCs w:val="22"/>
                 <w:rFonts w:ascii="Times New Roman" w:cs="Times New Roman" w:eastAsia="Times New Roman" w:hAnsi="Times New Roman"/>
               </w:rPr>
-              <w:t xml:space="preserve">Chọn số sao (từ 1 đến 5)</w:t>
+              <w:t xml:space="preserve">Star Rating Component (Interactive Star Icons)</w:t>
             </w:r>
           </w:p>
         </w:tc>
@@ -194,26 +242,7 @@
                 <w:szCs w:val="22"/>
                 <w:rFonts w:ascii="Times New Roman" w:cs="Times New Roman" w:eastAsia="Times New Roman" w:hAnsi="Times New Roman"/>
               </w:rPr>
-              <w:t xml:space="preserve">Star Rating Component</w:t>
-            </w:r>
-          </w:p>
-        </w:tc>
-        <w:tc>
-          <w:tcPr>
-            <w:shd w:fill="FFFFFF"/>
-          </w:tcPr>
-          <w:p>
-            <w:pPr>
-              <w:spacing w:before="60" w:after="60"/>
-            </w:pPr>
-            <w:r>
-              <w:rPr>
-                <w:color w:val="000000"/>
-                <w:sz w:val="22"/>
-                <w:szCs w:val="22"/>
-                <w:rFonts w:ascii="Times New Roman" w:cs="Times New Roman" w:eastAsia="Times New Roman" w:hAnsi="Times New Roman"/>
-              </w:rPr>
-              <w:t xml:space="preserve">Bộ chọn đánh giá hình 5 ngôi sao tương tác, hỗ trợ hiệu ứng hover và click để chọn mức điểm từ 1 đến 5 sao.</w:t>
+              <w:t xml:space="preserve">Gồm 5 icon ngôi sao nằm ngang. Khi rê chuột hoặc chạm vào sao nào, các sao từ 1 đến vị trí đó sẽ đổi sang màu vàng active. Lưu giá trị số nguyên từ 1 đến 5.</w:t>
             </w:r>
           </w:p>
         </w:tc>
@@ -234,7 +263,7 @@
                 <w:szCs w:val="22"/>
                 <w:rFonts w:ascii="Times New Roman" w:cs="Times New Roman" w:eastAsia="Times New Roman" w:hAnsi="Times New Roman"/>
               </w:rPr>
-              <w:t xml:space="preserve">2</w:t>
+              <w:t xml:space="preserve">Nhập tiêu đề ngắn</w:t>
             </w:r>
           </w:p>
         </w:tc>
@@ -253,7 +282,7 @@
                 <w:szCs w:val="22"/>
                 <w:rFonts w:ascii="Times New Roman" w:cs="Times New Roman" w:eastAsia="Times New Roman" w:hAnsi="Times New Roman"/>
               </w:rPr>
-              <w:t xml:space="preserve">Nhập tiêu đề ngắn</w:t>
+              <w:t xml:space="preserve">Text Input Field (Single-line Textbox)</w:t>
             </w:r>
           </w:p>
         </w:tc>
@@ -272,104 +301,7 @@
                 <w:szCs w:val="22"/>
                 <w:rFonts w:ascii="Times New Roman" w:cs="Times New Roman" w:eastAsia="Times New Roman" w:hAnsi="Times New Roman"/>
               </w:rPr>
-              <w:t xml:space="preserve">Single-line Text Input</w:t>
-            </w:r>
-          </w:p>
-        </w:tc>
-        <w:tc>
-          <w:tcPr>
-            <w:shd w:fill="FAFAFA"/>
-          </w:tcPr>
-          <w:p>
-            <w:pPr>
-              <w:spacing w:before="60" w:after="60"/>
-            </w:pPr>
-            <w:r>
-              <w:rPr>
-                <w:color w:val="000000"/>
-                <w:sz w:val="22"/>
-                <w:szCs w:val="22"/>
-                <w:rFonts w:ascii="Times New Roman" w:cs="Times New Roman" w:eastAsia="Times New Roman" w:hAnsi="Times New Roman"/>
-              </w:rPr>
-              <w:t xml:space="preserve">Ô nhập liệu văn bản 1 dòng có placeholder 'Nhập tiêu đề đánh giá của bạn...', giới hạn tối đa 100 ký tự.</w:t>
-            </w:r>
-          </w:p>
-        </w:tc>
-      </w:tr>
-      <w:tr>
-        <w:tc>
-          <w:tcPr>
-            <w:shd w:fill="FFFFFF"/>
-          </w:tcPr>
-          <w:p>
-            <w:pPr>
-              <w:spacing w:before="60" w:after="60"/>
-            </w:pPr>
-            <w:r>
-              <w:rPr>
-                <w:color w:val="000000"/>
-                <w:sz w:val="22"/>
-                <w:szCs w:val="22"/>
-                <w:rFonts w:ascii="Times New Roman" w:cs="Times New Roman" w:eastAsia="Times New Roman" w:hAnsi="Times New Roman"/>
-              </w:rPr>
-              <w:t xml:space="preserve">3</w:t>
-            </w:r>
-          </w:p>
-        </w:tc>
-        <w:tc>
-          <w:tcPr>
-            <w:shd w:fill="FFFFFF"/>
-          </w:tcPr>
-          <w:p>
-            <w:pPr>
-              <w:spacing w:before="60" w:after="60"/>
-            </w:pPr>
-            <w:r>
-              <w:rPr>
-                <w:color w:val="000000"/>
-                <w:sz w:val="22"/>
-                <w:szCs w:val="22"/>
-                <w:rFonts w:ascii="Times New Roman" w:cs="Times New Roman" w:eastAsia="Times New Roman" w:hAnsi="Times New Roman"/>
-              </w:rPr>
-              <w:t xml:space="preserve">Nhấn 'Gửi đánh giá'</w:t>
-            </w:r>
-          </w:p>
-        </w:tc>
-        <w:tc>
-          <w:tcPr>
-            <w:shd w:fill="FFFFFF"/>
-          </w:tcPr>
-          <w:p>
-            <w:pPr>
-              <w:spacing w:before="60" w:after="60"/>
-            </w:pPr>
-            <w:r>
-              <w:rPr>
-                <w:color w:val="000000"/>
-                <w:sz w:val="22"/>
-                <w:szCs w:val="22"/>
-                <w:rFonts w:ascii="Times New Roman" w:cs="Times New Roman" w:eastAsia="Times New Roman" w:hAnsi="Times New Roman"/>
-              </w:rPr>
-              <w:t xml:space="preserve">Primary Action Button</w:t>
-            </w:r>
-          </w:p>
-        </w:tc>
-        <w:tc>
-          <w:tcPr>
-            <w:shd w:fill="FFFFFF"/>
-          </w:tcPr>
-          <w:p>
-            <w:pPr>
-              <w:spacing w:before="60" w:after="60"/>
-            </w:pPr>
-            <w:r>
-              <w:rPr>
-                <w:color w:val="000000"/>
-                <w:sz w:val="22"/>
-                <w:szCs w:val="22"/>
-                <w:rFonts w:ascii="Times New Roman" w:cs="Times New Roman" w:eastAsia="Times New Roman" w:hAnsi="Times New Roman"/>
-              </w:rPr>
-              <w:t xml:space="preserve">Nút bấm hành động chính có nhãn 'Gửi đánh giá', nổi bật trực quan để kích hoạt gửi dữ liệu lên hệ thống.</w:t>
+              <w:t xml:space="preserve">Ô nhập văn bản một dòng, có placeholder gợi ý như 'Nhập tiêu đề đánh giá của bạn (ví dụ: Sản phẩm dùng rất tốt)...', kèm giới hạn ký tự tối đa.</w:t>
             </w:r>
           </w:p>
         </w:tc>
@@ -407,7 +339,35 @@
           <w:szCs w:val="24"/>
           <w:rFonts w:ascii="Times New Roman" w:cs="Times New Roman" w:eastAsia="Times New Roman" w:hAnsi="Times New Roman"/>
         </w:rPr>
-        <w:t xml:space="preserve">Dựa trên bố cục khung nền trang Chi tiết sản phẩm RikkeiShop hiện trạng, luồng giao diện tính năng 'Viết đánh giá' được thiết kế nối tiếp qua 2 khung Wireframe chuyển tiếp như sau:</w:t>
+        <w:t xml:space="preserve">Sau khi đã xác định rõ các thành phần UI ở bước trước, tiến hành xây dựng 2 khung Wireframe liên tiếp gắn trực tiếp vào khu vực trống của trang Chi tiết sản phẩm RikkeiShop để tạo thành một luồng hoàn chỉnh:</w:t>
+      </w:r>
+    </w:p>
+    <w:p>
+      <w:pPr>
+        <w:spacing w:after="120" w:line="276"/>
+      </w:pPr>
+      <w:r>
+        <w:rPr>
+          <w:color w:val="000000"/>
+          <w:sz w:val="24"/>
+          <w:szCs w:val="24"/>
+          <w:rFonts w:ascii="Times New Roman" w:cs="Times New Roman" w:eastAsia="Times New Roman" w:hAnsi="Times New Roman"/>
+        </w:rPr>
+        <w:t xml:space="preserve">Khung 1 (Form Viết Đánh Giá Đang Mở): Bổ sung thêm nút 'Viết đánh giá' nổi bật ở khu vực tổng quan đánh giá sản phẩm. Khi khách hàng click vào nút này, hệ thống bật khung form gồm dải 5 ngôi sao tương tác và ô nhập tiêu đề ngắn, đi kèm nút 'Gửi đánh giá'.</w:t>
+      </w:r>
+    </w:p>
+    <w:p>
+      <w:pPr>
+        <w:spacing w:after="120" w:line="276"/>
+      </w:pPr>
+      <w:r>
+        <w:rPr>
+          <w:color w:val="000000"/>
+          <w:sz w:val="24"/>
+          <w:szCs w:val="24"/>
+          <w:rFonts w:ascii="Times New Roman" w:cs="Times New Roman" w:eastAsia="Times New Roman" w:hAnsi="Times New Roman"/>
+        </w:rPr>
+        <w:t xml:space="preserve">Khung 2 (Màn Hình Sau Khi Gửi Đánh Giá): Ngay sau khi khách hàng điền xong và nhấn nút 'Gửi đánh giá', hệ thống chuyển trạng thái hiển thị thông báo xác nhận thành công rõ ràng (ví dụ: thanh thông báo màu xanh lá xuất hiện phía trên cùng dòng chữ 'Gửi đánh giá thành công! Cảm ơn bạn đã đóng góp ý kiến').</w:t>
       </w:r>
     </w:p>
     <w:p>
@@ -426,7 +386,7 @@
           <w:szCs w:val="24"/>
           <w:rFonts w:ascii="Times New Roman" w:cs="Times New Roman" w:eastAsia="Times New Roman" w:hAnsi="Times New Roman"/>
         </w:rPr>
-        <w:t xml:space="preserve">Khung Wireframe 1 (Form 'Viết đánh giá' đang mở): Đặt ngay dưới khu vực thông tin chung của sản phẩm và phía trên danh sách nhận xét cũ. Form hiển thị gồm tiêu đề 'Đánh giá sản phẩm này', bộ chọn 5 ngôi sao (Star Rating), ô Text Input nhập tiêu đề ngắn, cùng nút bấm 'Gửi đánh giá' màu xanh thương hiệu.</w:t>
+        <w:t xml:space="preserve">Luồng tương tác được thiết kế tối giản, tập trung cao độ vào tỷ lệ chuyển đổi và trải nghiệm mượt mà trên cả thiết bị di động lẫn máy tính.</w:t>
       </w:r>
     </w:p>
     <w:p>
@@ -445,7 +405,7 @@
           <w:szCs w:val="24"/>
           <w:rFonts w:ascii="Times New Roman" w:cs="Times New Roman" w:eastAsia="Times New Roman" w:hAnsi="Times New Roman"/>
         </w:rPr>
-        <w:t xml:space="preserve">Khung Wireframe 2 (Màn hình sau khi gửi đánh giá thành công): Sau khi người dùng nhấn nút 'Gửi đánh giá', Form nhập liệu tự động thu ẩn lại. Ngay tại vị trí đó hiển thị một thông báo xác nhận thành công (Success Toast Alert) với nền xanh lá nhẹ, biểu tượng checkmark lá cây lá và dòng chữ: 'Cảm ơn bạn! Đánh giá của bạn đã được gửi thành công và đang được hệ thống phê duyệt.'</w:t>
+        <w:t xml:space="preserve">Bố cục các nút bấm tuân thủ nguyên tắc khoảng cách an toàn (touch target &gt;= 48px trên mobile).</w:t>
       </w:r>
     </w:p>
     <w:p>
@@ -461,7 +421,7 @@
           <w:szCs w:val="26"/>
           <w:rFonts w:ascii="Times New Roman" w:cs="Times New Roman" w:eastAsia="Times New Roman" w:hAnsi="Times New Roman"/>
         </w:rPr>
-        <w:t xml:space="preserve">Nhiệm vụ 3: Tinh chỉnh theo nguyên tắc UI (Đánh giá Good UI / Bad UX)</w:t>
+        <w:t xml:space="preserve">Nhiệm vụ 3: Tinh chỉnh theo nguyên tắc UI và Đánh giá UX</w:t>
       </w:r>
     </w:p>
     <w:p>
@@ -475,7 +435,21 @@
           <w:szCs w:val="24"/>
           <w:rFonts w:ascii="Times New Roman" w:cs="Times New Roman" w:eastAsia="Times New Roman" w:hAnsi="Times New Roman"/>
         </w:rPr>
-        <w:t xml:space="preserve">Nội dung phân tích đối chiếu với nguyên tắc Phản hồi hệ thống (System Feedback):</w:t>
+        <w:t xml:space="preserve">Đối chiếu Khung 2 với nguyên tắc Feedback trong thiết kế trải nghiệm người dùng: Nếu hệ thống chỉ đóng form lại một cách im lặng mà không hiển thị bất kỳ thông báo xác nhận nào cho người dùng, tính năng này chắc chắn sẽ rơi vào bẫy 'Good UI nhưng Bad UX'.</w:t>
+      </w:r>
+    </w:p>
+    <w:p>
+      <w:pPr>
+        <w:spacing w:after="120" w:line="276"/>
+      </w:pPr>
+      <w:r>
+        <w:rPr>
+          <w:color w:val="000000"/>
+          <w:sz w:val="24"/>
+          <w:szCs w:val="24"/>
+          <w:rFonts w:ascii="Times New Roman" w:cs="Times New Roman" w:eastAsia="Times New Roman" w:hAnsi="Times New Roman"/>
+        </w:rPr>
+        <w:t xml:space="preserve">Giải thích chi tiết: Giao diện form có thể được thiết kế rất đẹp mắt, căn chỉnh chuẩn grid, màu sắc hài hòa (Good UI). Tuy nhiên, vì thiếu đi phản hồi trực quan (Feedback) sau khi submit, người dùng sẽ rơi vào trạng thái hoang mang không biết đánh giá của mình đã được hệ thống ghi nhận hay chưa, dẫn đến việc họ cứ bấm gửi liên tục hoặc cảm thấy bực bội vì mất niềm tin vào hệ thống (Bad UX).</w:t>
       </w:r>
     </w:p>
     <w:p>
@@ -494,7 +468,7 @@
           <w:szCs w:val="24"/>
           <w:rFonts w:ascii="Times New Roman" w:cs="Times New Roman" w:eastAsia="Times New Roman" w:hAnsi="Times New Roman"/>
         </w:rPr>
-        <w:t xml:space="preserve">Nếu hệ thống chỉ tự động đóng form sau khi nhấn nút 'Gửi đánh giá' mà không xuất hiện bất kỳ thông báo xác nhận nào, tính năng này bị rơi vào trường hợp BAD UX (Mặc dù có thể đạt Good UI về mặt gọn gàng giao diện).</w:t>
+        <w:t xml:space="preserve">Quy tắc vàng: Mọi hành động quan trọng của người dùng (đặc biệt là hành động ghi dữ liệu như Gửi đánh giá) bắt buộc phải có thông hồi đáp (Feedback) rõ ràng trong vòng dưới 1 giây.</w:t>
       </w:r>
     </w:p>
     <w:p>
@@ -513,7 +487,7 @@
           <w:szCs w:val="24"/>
           <w:rFonts w:ascii="Times New Roman" w:cs="Times New Roman" w:eastAsia="Times New Roman" w:hAnsi="Times New Roman"/>
         </w:rPr>
-        <w:t xml:space="preserve">Lý do: Việc thiếu tín hiệu phản hồi ngay lập tức (System Feedback) vi phạm nguyên tắc cốt lõi của UX Design. Người dùng sẽ rơi vào trạng thái hoang mang, không biết hành động gửi đánh giá đã thực sự thành công hay bị lỗi mạng, dẫn đến tâm lý phân vân, có nguy cơ bấm gửi lại nhiều lần tạo ra dữ liệu trùng lặp hoặc rời đi với trải nghiệm không hài lòng.</w:t>
+        <w:t xml:space="preserve">Giải pháp áp dụng: Luôn luôn kết hợp thông báo dạng Toast Message hoặc Modal thành công kết hợp cập nhật ngay đánh giá mới lên đầu danh sách.</w:t>
       </w:r>
     </w:p>
     <w:sectPr>
